--- a/storage/templates/normalized-docx/BM-051/BM-051_normalized.docx
+++ b/storage/templates/normalized-docx/BM-051/BM-051_normalized.docx
@@ -1291,7 +1291,7 @@
         <w:rPr>
           <w:rFonts w:cs="Times New Roman" w:ascii="Times New Roman" w:hAnsi="Times New Roman"/>
         </w:rPr>
-        <w:t>{{document.field}}</w:t>
+        <w:t>{{decision.decisionLine3}}}</w:t>
       </w:r>
     </w:p>
     <w:p>
@@ -1306,7 +1306,7 @@
           <w:rFonts w:cs="Times New Roman" w:ascii="Times New Roman" w:hAnsi="Times New Roman"/>
           <w:bCs/>
         </w:rPr>
-        <w:t xml:space="preserve">{{document.field}}</w:t>
+        <w:t xml:space="preserve">{{decision.decisionLine3}}}</w:t>
       </w:r>
       <w:r>
         <w:rPr>
@@ -1584,7 +1584,7 @@
                 <w:bCs/>
                 <w:sz w:val="24"/>
               </w:rPr>
-              <w:t>{{document.field}}</w:t>
+              <w:t>{{decision.decisionLine3}}}</w:t>
             </w:r>
           </w:p>
           <w:p>

--- a/storage/templates/normalized-docx/BM-051/BM-051_normalized.docx
+++ b/storage/templates/normalized-docx/BM-051/BM-051_normalized.docx
@@ -531,7 +531,7 @@
               <w:rPr>
                 <w:rFonts w:cs="Times New Roman" w:ascii="Times New Roman" w:hAnsi="Times New Roman"/>
               </w:rPr>
-              <w:t>Số: …/QĐ-VKS…-</w:t>
+              <w:t>Số: …/QĐ-VKS…-{{document.fullDocumentCode}}</w:t>
             </w:r>
             <w:r>
               <w:rPr>

--- a/storage/templates/normalized-docx/BM-051/BM-051_normalized.docx
+++ b/storage/templates/normalized-docx/BM-051/BM-051_normalized.docx
@@ -531,7 +531,7 @@
               <w:rPr>
                 <w:rFonts w:cs="Times New Roman" w:ascii="Times New Roman" w:hAnsi="Times New Roman"/>
               </w:rPr>
-              <w:t>Số: …/QĐ-VKS…-</w:t>
+              <w:t>Số: …/QĐ-VKS…-{{document.fullDocumentCode}}</w:t>
             </w:r>
             <w:r>
               <w:rPr>
@@ -1291,7 +1291,7 @@
         <w:rPr>
           <w:rFonts w:cs="Times New Roman" w:ascii="Times New Roman" w:hAnsi="Times New Roman"/>
         </w:rPr>
-        <w:t>{{document.field}}</w:t>
+        <w:t>{{decision.decisionLine3}}}</w:t>
       </w:r>
     </w:p>
     <w:p>
@@ -1306,7 +1306,7 @@
           <w:rFonts w:cs="Times New Roman" w:ascii="Times New Roman" w:hAnsi="Times New Roman"/>
           <w:bCs/>
         </w:rPr>
-        <w:t xml:space="preserve">{{document.field}}</w:t>
+        <w:t xml:space="preserve">{{decision.decisionLine3}}}</w:t>
       </w:r>
       <w:r>
         <w:rPr>
@@ -1584,7 +1584,7 @@
                 <w:bCs/>
                 <w:sz w:val="24"/>
               </w:rPr>
-              <w:t>{{document.field}}</w:t>
+              <w:t>{{decision.decisionLine3}}}</w:t>
             </w:r>
           </w:p>
           <w:p>

--- a/storage/templates/normalized-docx/BM-051/BM-051_normalized.docx
+++ b/storage/templates/normalized-docx/BM-051/BM-051_normalized.docx
@@ -1291,7 +1291,7 @@
         <w:rPr>
           <w:rFonts w:cs="Times New Roman" w:ascii="Times New Roman" w:hAnsi="Times New Roman"/>
         </w:rPr>
-        <w:t>{{decision.decisionLine3}}}</w:t>
+        <w:t>{{decision.decisionLine3}}</w:t>
       </w:r>
     </w:p>
     <w:p>
@@ -1306,7 +1306,7 @@
           <w:rFonts w:cs="Times New Roman" w:ascii="Times New Roman" w:hAnsi="Times New Roman"/>
           <w:bCs/>
         </w:rPr>
-        <w:t xml:space="preserve">{{decision.decisionLine3}}}</w:t>
+        <w:t xml:space="preserve">{{decision.decisionLine3}}</w:t>
       </w:r>
       <w:r>
         <w:rPr>
@@ -1584,7 +1584,7 @@
                 <w:bCs/>
                 <w:sz w:val="24"/>
               </w:rPr>
-              <w:t>{{decision.decisionLine3}}}</w:t>
+              <w:t>{{decision.decisionLine3}}</w:t>
             </w:r>
           </w:p>
           <w:p>
